--- a/00_总控宪章与自动化引擎/01_从0到1剧集全流程十大阶段把控标准专著/07_《第七阶段：双层细节编织工程——主线长伏笔三步法与导演级“闲笔微镜像（Micro-Echo）”把控标准》.docx
+++ b/00_总控宪章与自动化引擎/01_从0到1剧集全流程十大阶段把控标准专著/07_《第七阶段：双层细节编织工程——主线长伏笔三步法与导演级“闲笔微镜像（Micro-Echo）”把控标准》.docx
@@ -170,9 +170,6 @@
         </w:tc>
       </w:tr>
       <w:tr>
-        <w:trPr>
-          <w:cantSplit/>
-        </w:trPr>
         <w:tc>
           <w:tcPr>
             <w:tcW w:type="dxa" w:w="2592"/>
@@ -261,9 +258,6 @@
         </w:tc>
       </w:tr>
       <w:tr>
-        <w:trPr>
-          <w:cantSplit/>
-        </w:trPr>
         <w:tc>
           <w:tcPr>
             <w:tcW w:type="dxa" w:w="2592"/>
@@ -355,9 +349,6 @@
         </w:tc>
       </w:tr>
       <w:tr>
-        <w:trPr>
-          <w:cantSplit/>
-        </w:trPr>
         <w:tc>
           <w:tcPr>
             <w:tcW w:type="dxa" w:w="2592"/>
@@ -584,9 +575,6 @@
         </w:tc>
       </w:tr>
       <w:tr>
-        <w:trPr>
-          <w:cantSplit/>
-        </w:trPr>
         <w:tc>
           <w:tcPr>
             <w:tcW w:type="dxa" w:w="2592"/>
@@ -677,9 +665,6 @@
         </w:tc>
       </w:tr>
       <w:tr>
-        <w:trPr>
-          <w:cantSplit/>
-        </w:trPr>
         <w:tc>
           <w:tcPr>
             <w:tcW w:type="dxa" w:w="2592"/>
@@ -773,9 +758,6 @@
         </w:tc>
       </w:tr>
       <w:tr>
-        <w:trPr>
-          <w:cantSplit/>
-        </w:trPr>
         <w:tc>
           <w:tcPr>
             <w:tcW w:type="dxa" w:w="2592"/>

--- a/00_总控宪章与自动化引擎/01_从0到1剧集全流程十大阶段把控标准专著/07_《第七阶段：双层细节编织工程——主线长伏笔三步法与导演级“闲笔微镜像（Micro-Echo）”把控标准》.docx
+++ b/00_总控宪章与自动化引擎/01_从0到1剧集全流程十大阶段把控标准专著/07_《第七阶段：双层细节编织工程——主线长伏笔三步法与导演级“闲笔微镜像（Micro-Echo）”把控标准》.docx
@@ -846,6 +846,397 @@
         </w:tc>
       </w:tr>
     </w:tbl>
+    <w:p>
+      <w:pPr>
+        <w:spacing w:before="200" w:after="80" w:line="384" w:lineRule="auto"/>
+        <w:jc w:val="left"/>
+      </w:pPr>
+      <w:r>
+        <w:rPr>
+          <w:rFonts w:ascii="Arial" w:hAnsi="Arial" w:eastAsia="黑体"/>
+          <w:b/>
+          <w:color w:val="192D55"/>
+          <w:sz w:val="25"/>
+        </w:rPr>
+        <w:t>第三章　【双层细节实操工具】12大主线长伏笔三步工程表与导演级“闲笔微镜像”设计卡</w:t>
+      </w:r>
+    </w:p>
+    <w:tbl>
+      <w:tblPr>
+        <w:tblStyle w:val="TableGrid"/>
+        <w:tblW w:type="auto" w:w="0"/>
+        <w:jc w:val="center"/>
+        <w:tblLayout w:type="fixed"/>
+        <w:tblLook w:firstColumn="1" w:firstRow="1" w:lastColumn="0" w:lastRow="0" w:noHBand="0" w:noVBand="1" w:val="04A0"/>
+      </w:tblPr>
+      <w:tblGrid>
+        <w:gridCol w:w="3456"/>
+        <w:gridCol w:w="3456"/>
+        <w:gridCol w:w="3456"/>
+      </w:tblGrid>
+      <w:tr>
+        <w:trPr>
+          <w:tblHeader/>
+          <w:cantSplit/>
+        </w:trPr>
+        <w:tc>
+          <w:tcPr>
+            <w:tcW w:type="dxa" w:w="2664"/>
+            <w:vAlign w:val="center"/>
+            <w:tcMar>
+              <w:top w:w="130" w:type="dxa"/>
+              <w:bottom w:w="130" w:type="dxa"/>
+              <w:left w:w="150" w:type="dxa"/>
+              <w:right w:w="150" w:type="dxa"/>
+            </w:tcMar>
+            <w:shd w:fill="1F3864"/>
+          </w:tcPr>
+          <w:p>
+            <w:pPr>
+              <w:spacing w:before="40" w:after="40" w:line="312" w:lineRule="auto"/>
+              <w:jc w:val="center"/>
+            </w:pPr>
+            <w:r/>
+            <w:r>
+              <w:rPr>
+                <w:rFonts w:ascii="Arial" w:hAnsi="Arial" w:eastAsia="黑体"/>
+                <w:b/>
+                <w:color w:val="FFFFFF"/>
+                <w:sz w:val="19"/>
+              </w:rPr>
+              <w:t>实操把控与自检维度</w:t>
+            </w:r>
+          </w:p>
+        </w:tc>
+        <w:tc>
+          <w:tcPr>
+            <w:tcW w:type="dxa" w:w="4104"/>
+            <w:vAlign w:val="center"/>
+            <w:tcMar>
+              <w:top w:w="130" w:type="dxa"/>
+              <w:bottom w:w="130" w:type="dxa"/>
+              <w:left w:w="150" w:type="dxa"/>
+              <w:right w:w="150" w:type="dxa"/>
+            </w:tcMar>
+            <w:shd w:fill="1F3864"/>
+          </w:tcPr>
+          <w:p>
+            <w:pPr>
+              <w:spacing w:before="40" w:after="40" w:line="312" w:lineRule="auto"/>
+              <w:jc w:val="center"/>
+            </w:pPr>
+            <w:r/>
+            <w:r>
+              <w:rPr>
+                <w:rFonts w:ascii="Arial" w:hAnsi="Arial" w:eastAsia="黑体"/>
+                <w:b/>
+                <w:color w:val="FFFFFF"/>
+                <w:sz w:val="19"/>
+              </w:rPr>
+              <w:t>工业级执行标准与质检清单（Checklist）</w:t>
+            </w:r>
+          </w:p>
+        </w:tc>
+        <w:tc>
+          <w:tcPr>
+            <w:tcW w:type="dxa" w:w="3600"/>
+            <w:vAlign w:val="center"/>
+            <w:tcMar>
+              <w:top w:w="130" w:type="dxa"/>
+              <w:bottom w:w="130" w:type="dxa"/>
+              <w:left w:w="150" w:type="dxa"/>
+              <w:right w:w="150" w:type="dxa"/>
+            </w:tcMar>
+            <w:shd w:fill="1F3864"/>
+          </w:tcPr>
+          <w:p>
+            <w:pPr>
+              <w:spacing w:before="40" w:after="40" w:line="312" w:lineRule="auto"/>
+              <w:jc w:val="center"/>
+            </w:pPr>
+            <w:r/>
+            <w:r>
+              <w:rPr>
+                <w:rFonts w:ascii="Arial" w:hAnsi="Arial" w:eastAsia="黑体"/>
+                <w:b/>
+                <w:color w:val="FFFFFF"/>
+                <w:sz w:val="19"/>
+              </w:rPr>
+              <w:t>新剧项目落地填写区</w:t>
+            </w:r>
+          </w:p>
+        </w:tc>
+      </w:tr>
+      <w:tr>
+        <w:tc>
+          <w:tcPr>
+            <w:tcW w:type="dxa" w:w="2664"/>
+            <w:vAlign w:val="center"/>
+            <w:tcMar>
+              <w:top w:w="105" w:type="dxa"/>
+              <w:bottom w:w="105" w:type="dxa"/>
+              <w:left w:w="145" w:type="dxa"/>
+              <w:right w:w="145" w:type="dxa"/>
+            </w:tcMar>
+          </w:tcPr>
+          <w:p>
+            <w:pPr>
+              <w:spacing w:before="40" w:after="40" w:line="341" w:lineRule="auto"/>
+              <w:jc w:val="left"/>
+            </w:pPr>
+            <w:r/>
+            <w:r>
+              <w:rPr>
+                <w:rFonts w:ascii="Times New Roman" w:hAnsi="Times New Roman" w:eastAsia="宋体"/>
+                <w:b/>
+                <w:color w:val="191919"/>
+                <w:sz w:val="19"/>
+              </w:rPr>
+              <w:t>1. 主线长伏笔“三步埋设工程”</w:t>
+            </w:r>
+          </w:p>
+        </w:tc>
+        <w:tc>
+          <w:tcPr>
+            <w:tcW w:type="dxa" w:w="4104"/>
+            <w:vAlign w:val="center"/>
+            <w:tcMar>
+              <w:top w:w="105" w:type="dxa"/>
+              <w:bottom w:w="105" w:type="dxa"/>
+              <w:left w:w="145" w:type="dxa"/>
+              <w:right w:w="145" w:type="dxa"/>
+            </w:tcMar>
+          </w:tcPr>
+          <w:p>
+            <w:pPr>
+              <w:spacing w:before="40" w:after="40" w:line="341" w:lineRule="auto"/>
+              <w:jc w:val="left"/>
+            </w:pPr>
+            <w:r/>
+            <w:r>
+              <w:rPr>
+                <w:rFonts w:ascii="Times New Roman" w:hAnsi="Times New Roman" w:eastAsia="宋体"/>
+                <w:b w:val="0"/>
+                <w:color w:val="191919"/>
+                <w:sz w:val="19"/>
+              </w:rPr>
+              <w:t>每一条核心伏笔必须经历：① 第一步（无痕初埋）：伪装成日常喜剧或人物习惯；② 第二步（中途唤醒变奏）：中段再次出现并赋予新含义；③ 第三步（终局颠覆回收）：成为大结局破局唯一钥匙。</w:t>
+            </w:r>
+          </w:p>
+        </w:tc>
+        <w:tc>
+          <w:tcPr>
+            <w:tcW w:type="dxa" w:w="3600"/>
+            <w:vAlign w:val="center"/>
+            <w:tcMar>
+              <w:top w:w="105" w:type="dxa"/>
+              <w:bottom w:w="105" w:type="dxa"/>
+              <w:left w:w="145" w:type="dxa"/>
+              <w:right w:w="145" w:type="dxa"/>
+            </w:tcMar>
+          </w:tcPr>
+          <w:p>
+            <w:pPr>
+              <w:spacing w:before="40" w:after="40" w:line="341" w:lineRule="auto"/>
+              <w:jc w:val="left"/>
+            </w:pPr>
+            <w:r/>
+            <w:r>
+              <w:rPr>
+                <w:rFonts w:ascii="Times New Roman" w:hAnsi="Times New Roman" w:eastAsia="宋体"/>
+                <w:b w:val="0"/>
+                <w:color w:val="191919"/>
+                <w:sz w:val="19"/>
+              </w:rPr>
+              <w:t>【伏笔名称与初埋集数】：______</w:t>
+              <w:br/>
+              <w:t>【中段唤醒变奏节点】：________</w:t>
+              <w:br/>
+              <w:t>【终局颠覆回收节点】：________</w:t>
+            </w:r>
+          </w:p>
+        </w:tc>
+      </w:tr>
+      <w:tr>
+        <w:tc>
+          <w:tcPr>
+            <w:tcW w:type="dxa" w:w="2664"/>
+            <w:vAlign w:val="center"/>
+            <w:tcMar>
+              <w:top w:w="105" w:type="dxa"/>
+              <w:bottom w:w="105" w:type="dxa"/>
+              <w:left w:w="145" w:type="dxa"/>
+              <w:right w:w="145" w:type="dxa"/>
+            </w:tcMar>
+            <w:shd w:fill="F7FAFC"/>
+          </w:tcPr>
+          <w:p>
+            <w:pPr>
+              <w:spacing w:before="40" w:after="40" w:line="341" w:lineRule="auto"/>
+              <w:jc w:val="left"/>
+            </w:pPr>
+            <w:r/>
+            <w:r>
+              <w:rPr>
+                <w:rFonts w:ascii="Times New Roman" w:hAnsi="Times New Roman" w:eastAsia="宋体"/>
+                <w:b/>
+                <w:color w:val="191919"/>
+                <w:sz w:val="19"/>
+              </w:rPr>
+              <w:t>2. 导演级“闲笔微镜像”首尾呼应</w:t>
+            </w:r>
+          </w:p>
+        </w:tc>
+        <w:tc>
+          <w:tcPr>
+            <w:tcW w:type="dxa" w:w="4104"/>
+            <w:vAlign w:val="center"/>
+            <w:tcMar>
+              <w:top w:w="105" w:type="dxa"/>
+              <w:bottom w:w="105" w:type="dxa"/>
+              <w:left w:w="145" w:type="dxa"/>
+              <w:right w:w="145" w:type="dxa"/>
+            </w:tcMar>
+            <w:shd w:fill="F7FAFC"/>
+          </w:tcPr>
+          <w:p>
+            <w:pPr>
+              <w:spacing w:before="40" w:after="40" w:line="341" w:lineRule="auto"/>
+              <w:jc w:val="left"/>
+            </w:pPr>
+            <w:r/>
+            <w:r>
+              <w:rPr>
+                <w:rFonts w:ascii="Times New Roman" w:hAnsi="Times New Roman" w:eastAsia="宋体"/>
+                <w:b w:val="0"/>
+                <w:color w:val="191919"/>
+                <w:sz w:val="19"/>
+              </w:rPr>
+              <w:t>设计跨越全剧首尾的镜像动作或道具（如开篇幼年目睹失控大人冲雪人发火 ⇄ 终局青年自己崩溃冲雪人哭喊；五毛钱车站小蛋糕 ⇄ 卖废书换一枚五毛硬币买蛋糕）。</w:t>
+            </w:r>
+          </w:p>
+        </w:tc>
+        <w:tc>
+          <w:tcPr>
+            <w:tcW w:type="dxa" w:w="3600"/>
+            <w:vAlign w:val="center"/>
+            <w:tcMar>
+              <w:top w:w="105" w:type="dxa"/>
+              <w:bottom w:w="105" w:type="dxa"/>
+              <w:left w:w="145" w:type="dxa"/>
+              <w:right w:w="145" w:type="dxa"/>
+            </w:tcMar>
+            <w:shd w:fill="F7FAFC"/>
+          </w:tcPr>
+          <w:p>
+            <w:pPr>
+              <w:spacing w:before="40" w:after="40" w:line="341" w:lineRule="auto"/>
+              <w:jc w:val="left"/>
+            </w:pPr>
+            <w:r/>
+            <w:r>
+              <w:rPr>
+                <w:rFonts w:ascii="Times New Roman" w:hAnsi="Times New Roman" w:eastAsia="宋体"/>
+                <w:b w:val="0"/>
+                <w:color w:val="191919"/>
+                <w:sz w:val="19"/>
+              </w:rPr>
+              <w:t>【前场闲笔动作/道具】：_______</w:t>
+              <w:br/>
+              <w:t>【后场镜像回响与升华】：______</w:t>
+            </w:r>
+          </w:p>
+        </w:tc>
+      </w:tr>
+      <w:tr>
+        <w:tc>
+          <w:tcPr>
+            <w:tcW w:type="dxa" w:w="2664"/>
+            <w:vAlign w:val="center"/>
+            <w:tcMar>
+              <w:top w:w="105" w:type="dxa"/>
+              <w:bottom w:w="105" w:type="dxa"/>
+              <w:left w:w="145" w:type="dxa"/>
+              <w:right w:w="145" w:type="dxa"/>
+            </w:tcMar>
+          </w:tcPr>
+          <w:p>
+            <w:pPr>
+              <w:spacing w:before="40" w:after="40" w:line="341" w:lineRule="auto"/>
+              <w:jc w:val="left"/>
+            </w:pPr>
+            <w:r/>
+            <w:r>
+              <w:rPr>
+                <w:rFonts w:ascii="Times New Roman" w:hAnsi="Times New Roman" w:eastAsia="宋体"/>
+                <w:b/>
+                <w:color w:val="191919"/>
+                <w:sz w:val="19"/>
+              </w:rPr>
+              <w:t>3. 跨角色媒介书写者与朗读者防错硬锁</w:t>
+            </w:r>
+          </w:p>
+        </w:tc>
+        <w:tc>
+          <w:tcPr>
+            <w:tcW w:type="dxa" w:w="4104"/>
+            <w:vAlign w:val="center"/>
+            <w:tcMar>
+              <w:top w:w="105" w:type="dxa"/>
+              <w:bottom w:w="105" w:type="dxa"/>
+              <w:left w:w="145" w:type="dxa"/>
+              <w:right w:w="145" w:type="dxa"/>
+            </w:tcMar>
+          </w:tcPr>
+          <w:p>
+            <w:pPr>
+              <w:spacing w:before="40" w:after="40" w:line="341" w:lineRule="auto"/>
+              <w:jc w:val="left"/>
+            </w:pPr>
+            <w:r/>
+            <w:r>
+              <w:rPr>
+                <w:rFonts w:ascii="Times New Roman" w:hAnsi="Times New Roman" w:eastAsia="宋体"/>
+                <w:b w:val="0"/>
+                <w:color w:val="191919"/>
+                <w:sz w:val="19"/>
+              </w:rPr>
+              <w:t>凡涉及信件、日历批注、字条、录音等媒介道具，必须在台账中严格区分【物理书写者】与【画外音朗读者】，严禁混为一谈。</w:t>
+            </w:r>
+          </w:p>
+        </w:tc>
+        <w:tc>
+          <w:tcPr>
+            <w:tcW w:type="dxa" w:w="3600"/>
+            <w:vAlign w:val="center"/>
+            <w:tcMar>
+              <w:top w:w="105" w:type="dxa"/>
+              <w:bottom w:w="105" w:type="dxa"/>
+              <w:left w:w="145" w:type="dxa"/>
+              <w:right w:w="145" w:type="dxa"/>
+            </w:tcMar>
+          </w:tcPr>
+          <w:p>
+            <w:pPr>
+              <w:spacing w:before="40" w:after="40" w:line="341" w:lineRule="auto"/>
+              <w:jc w:val="left"/>
+            </w:pPr>
+            <w:r/>
+            <w:r>
+              <w:rPr>
+                <w:rFonts w:ascii="Times New Roman" w:hAnsi="Times New Roman" w:eastAsia="宋体"/>
+                <w:b w:val="0"/>
+                <w:color w:val="191919"/>
+                <w:sz w:val="19"/>
+              </w:rPr>
+              <w:t>【媒介道具名称】：____________</w:t>
+              <w:br/>
+              <w:t>【物理书写者 vs 朗读者】：____</w:t>
+            </w:r>
+          </w:p>
+        </w:tc>
+      </w:tr>
+    </w:tbl>
     <w:sectPr>
       <w:pgSz w:w="12240" w:h="15840"/>
       <w:pgMar w:top="1080" w:right="936" w:bottom="1080" w:left="936" w:header="720" w:footer="720" w:gutter="0"/>
